--- a/backend/templates/MonthlyReports.docx
+++ b/backend/templates/MonthlyReports.docx
@@ -79,12 +79,14 @@
         <w:tblLook w:val="04A0" w:firstRow="1" w:lastRow="0" w:firstColumn="1" w:lastColumn="0" w:noHBand="0" w:noVBand="1"/>
       </w:tblPr>
       <w:tblGrid>
-        <w:gridCol w:w="2564"/>
-        <w:gridCol w:w="1826"/>
-        <w:gridCol w:w="3303"/>
-        <w:gridCol w:w="2565"/>
-        <w:gridCol w:w="2565"/>
-        <w:gridCol w:w="2565"/>
+        <w:gridCol w:w="2469"/>
+        <w:gridCol w:w="1624"/>
+        <w:gridCol w:w="2352"/>
+        <w:gridCol w:w="1954"/>
+        <w:gridCol w:w="2124"/>
+        <w:gridCol w:w="2009"/>
+        <w:gridCol w:w="1428"/>
+        <w:gridCol w:w="1428"/>
       </w:tblGrid>
       <w:tr>
         <w:trPr>
@@ -94,7 +96,7 @@
         <w:tc>
           <w:tcPr>
             <w:cnfStyle w:val="001000000000" w:firstRow="0" w:lastRow="0" w:firstColumn="1" w:lastColumn="0" w:oddVBand="0" w:evenVBand="0" w:oddHBand="0" w:evenHBand="0" w:firstRowFirstColumn="0" w:firstRowLastColumn="0" w:lastRowFirstColumn="0" w:lastRowLastColumn="0"/>
-            <w:tcW w:w="2564" w:type="dxa"/>
+            <w:tcW w:w="2469" w:type="dxa"/>
             <w:vAlign w:val="center"/>
           </w:tcPr>
           <w:p>
@@ -108,7 +110,7 @@
         </w:tc>
         <w:tc>
           <w:tcPr>
-            <w:tcW w:w="1826" w:type="dxa"/>
+            <w:tcW w:w="1624" w:type="dxa"/>
             <w:vAlign w:val="center"/>
           </w:tcPr>
           <w:p>
@@ -123,7 +125,7 @@
         </w:tc>
         <w:tc>
           <w:tcPr>
-            <w:tcW w:w="3303" w:type="dxa"/>
+            <w:tcW w:w="2352" w:type="dxa"/>
             <w:vAlign w:val="center"/>
           </w:tcPr>
           <w:p>
@@ -138,7 +140,7 @@
         </w:tc>
         <w:tc>
           <w:tcPr>
-            <w:tcW w:w="2565" w:type="dxa"/>
+            <w:tcW w:w="1954" w:type="dxa"/>
             <w:vAlign w:val="center"/>
           </w:tcPr>
           <w:p>
@@ -153,7 +155,7 @@
         </w:tc>
         <w:tc>
           <w:tcPr>
-            <w:tcW w:w="2565" w:type="dxa"/>
+            <w:tcW w:w="2124" w:type="dxa"/>
             <w:vAlign w:val="center"/>
           </w:tcPr>
           <w:p>
@@ -168,7 +170,7 @@
         </w:tc>
         <w:tc>
           <w:tcPr>
-            <w:tcW w:w="2565" w:type="dxa"/>
+            <w:tcW w:w="2009" w:type="dxa"/>
             <w:vAlign w:val="center"/>
           </w:tcPr>
           <w:p>
@@ -178,6 +180,36 @@
             </w:pPr>
             <w:r>
               <w:t>Room</w:t>
+            </w:r>
+          </w:p>
+        </w:tc>
+        <w:tc>
+          <w:tcPr>
+            <w:tcW w:w="1428" w:type="dxa"/>
+            <w:vAlign w:val="center"/>
+          </w:tcPr>
+          <w:p>
+            <w:pPr>
+              <w:jc w:val="center"/>
+              <w:cnfStyle w:val="100000000000" w:firstRow="1" w:lastRow="0" w:firstColumn="0" w:lastColumn="0" w:oddVBand="0" w:evenVBand="0" w:oddHBand="0" w:evenHBand="0" w:firstRowFirstColumn="0" w:firstRowLastColumn="0" w:lastRowFirstColumn="0" w:lastRowLastColumn="0"/>
+            </w:pPr>
+            <w:r>
+              <w:t>No. of Absences</w:t>
+            </w:r>
+          </w:p>
+        </w:tc>
+        <w:tc>
+          <w:tcPr>
+            <w:tcW w:w="1428" w:type="dxa"/>
+            <w:vAlign w:val="center"/>
+          </w:tcPr>
+          <w:p>
+            <w:pPr>
+              <w:jc w:val="center"/>
+              <w:cnfStyle w:val="100000000000" w:firstRow="1" w:lastRow="0" w:firstColumn="0" w:lastColumn="0" w:oddVBand="0" w:evenVBand="0" w:oddHBand="0" w:evenHBand="0" w:firstRowFirstColumn="0" w:firstRowLastColumn="0" w:lastRowFirstColumn="0" w:lastRowLastColumn="0"/>
+            </w:pPr>
+            <w:r>
+              <w:t>No. of Late</w:t>
             </w:r>
           </w:p>
         </w:tc>
@@ -189,7 +221,7 @@
         <w:tc>
           <w:tcPr>
             <w:cnfStyle w:val="001000000000" w:firstRow="0" w:lastRow="0" w:firstColumn="1" w:lastColumn="0" w:oddVBand="0" w:evenVBand="0" w:oddHBand="0" w:evenHBand="0" w:firstRowFirstColumn="0" w:firstRowLastColumn="0" w:lastRowFirstColumn="0" w:lastRowLastColumn="0"/>
-            <w:tcW w:w="2564" w:type="dxa"/>
+            <w:tcW w:w="2469" w:type="dxa"/>
             <w:vAlign w:val="center"/>
           </w:tcPr>
           <w:p>
@@ -213,14 +245,7 @@
                 <w:b w:val="0"/>
                 <w:bCs w:val="0"/>
               </w:rPr>
-              <w:t>logs}</w:t>
-            </w:r>
-            <w:r>
-              <w:rPr>
-                <w:b w:val="0"/>
-                <w:bCs w:val="0"/>
-              </w:rPr>
-              <w:t>{</w:t>
+              <w:t>logs}{</w:t>
             </w:r>
             <w:proofErr w:type="gramEnd"/>
             <w:r>
@@ -234,7 +259,7 @@
         </w:tc>
         <w:tc>
           <w:tcPr>
-            <w:tcW w:w="1826" w:type="dxa"/>
+            <w:tcW w:w="1624" w:type="dxa"/>
             <w:vAlign w:val="center"/>
           </w:tcPr>
           <w:p>
@@ -257,7 +282,7 @@
         </w:tc>
         <w:tc>
           <w:tcPr>
-            <w:tcW w:w="3303" w:type="dxa"/>
+            <w:tcW w:w="2352" w:type="dxa"/>
             <w:vAlign w:val="center"/>
           </w:tcPr>
           <w:p>
@@ -280,7 +305,7 @@
         </w:tc>
         <w:tc>
           <w:tcPr>
-            <w:tcW w:w="2565" w:type="dxa"/>
+            <w:tcW w:w="1954" w:type="dxa"/>
             <w:vAlign w:val="center"/>
           </w:tcPr>
           <w:p>
@@ -306,7 +331,7 @@
         </w:tc>
         <w:tc>
           <w:tcPr>
-            <w:tcW w:w="2565" w:type="dxa"/>
+            <w:tcW w:w="2124" w:type="dxa"/>
             <w:vAlign w:val="center"/>
           </w:tcPr>
           <w:p>
@@ -319,23 +344,17 @@
             </w:r>
             <w:proofErr w:type="spellStart"/>
             <w:r>
-              <w:t>required</w:t>
-            </w:r>
-            <w:r>
-              <w:t>Hours</w:t>
+              <w:t>requiredHours</w:t>
             </w:r>
             <w:proofErr w:type="spellEnd"/>
             <w:r>
-              <w:t>}</w:t>
-            </w:r>
-            <w:r>
-              <w:t xml:space="preserve"> hrs.</w:t>
+              <w:t>} hrs.</w:t>
             </w:r>
           </w:p>
         </w:tc>
         <w:tc>
           <w:tcPr>
-            <w:tcW w:w="2565" w:type="dxa"/>
+            <w:tcW w:w="2009" w:type="dxa"/>
             <w:vAlign w:val="center"/>
           </w:tcPr>
           <w:p>
@@ -345,6 +364,36 @@
             </w:pPr>
             <w:r>
               <w:t>{room}</w:t>
+            </w:r>
+          </w:p>
+        </w:tc>
+        <w:tc>
+          <w:tcPr>
+            <w:tcW w:w="1428" w:type="dxa"/>
+            <w:vAlign w:val="center"/>
+          </w:tcPr>
+          <w:p>
+            <w:pPr>
+              <w:jc w:val="center"/>
+              <w:cnfStyle w:val="000000000000" w:firstRow="0" w:lastRow="0" w:firstColumn="0" w:lastColumn="0" w:oddVBand="0" w:evenVBand="0" w:oddHBand="0" w:evenHBand="0" w:firstRowFirstColumn="0" w:firstRowLastColumn="0" w:lastRowFirstColumn="0" w:lastRowLastColumn="0"/>
+            </w:pPr>
+            <w:r>
+              <w:t>{absences}</w:t>
+            </w:r>
+          </w:p>
+        </w:tc>
+        <w:tc>
+          <w:tcPr>
+            <w:tcW w:w="1428" w:type="dxa"/>
+            <w:vAlign w:val="center"/>
+          </w:tcPr>
+          <w:p>
+            <w:pPr>
+              <w:jc w:val="center"/>
+              <w:cnfStyle w:val="000000000000" w:firstRow="0" w:lastRow="0" w:firstColumn="0" w:lastColumn="0" w:oddVBand="0" w:evenVBand="0" w:oddHBand="0" w:evenHBand="0" w:firstRowFirstColumn="0" w:firstRowLastColumn="0" w:lastRowFirstColumn="0" w:lastRowLastColumn="0"/>
+            </w:pPr>
+            <w:r>
+              <w:t>{late}</w:t>
             </w:r>
             <w:r>
               <w:t>{/logs}</w:t>
@@ -1323,11 +1372,7 @@
         </mc:Choice>
         <mc:Fallback>
           <w:pict>
-            <v:shapetype w14:anchorId="1E192646" id="_x0000_t202" coordsize="21600,21600" o:spt="202" path="m,l,21600r21600,l21600,xe">
-              <v:stroke joinstyle="miter"/>
-              <v:path gradientshapeok="t" o:connecttype="rect"/>
-            </v:shapetype>
-            <v:shape id="Text Box 14" o:spid="_x0000_s1027" type="#_x0000_t202" style="position:absolute;margin-left:-33.95pt;margin-top:-36.45pt;width:837.2pt;height:35.65pt;z-index:251658752;visibility:visible;mso-wrap-style:square;mso-width-percent:0;mso-height-percent:0;mso-wrap-distance-left:9pt;mso-wrap-distance-top:0;mso-wrap-distance-right:9pt;mso-wrap-distance-bottom:0;mso-position-horizontal:absolute;mso-position-horizontal-relative:text;mso-position-vertical:absolute;mso-position-vertical-relative:text;mso-width-percent:0;mso-height-percent:0;mso-width-relative:page;mso-height-relative:page;v-text-anchor:top" o:gfxdata="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" filled="f" stroked="f" strokeweight=".5pt">
+            <v:shape w14:anchorId="1E192646" id="Text Box 14" o:spid="_x0000_s1027" type="#_x0000_t202" style="position:absolute;margin-left:-33.95pt;margin-top:-36.45pt;width:837.2pt;height:35.65pt;z-index:251658752;visibility:visible;mso-wrap-style:square;mso-width-percent:0;mso-height-percent:0;mso-wrap-distance-left:9pt;mso-wrap-distance-top:0;mso-wrap-distance-right:9pt;mso-wrap-distance-bottom:0;mso-position-horizontal:absolute;mso-position-horizontal-relative:text;mso-position-vertical:absolute;mso-position-vertical-relative:text;mso-width-percent:0;mso-height-percent:0;mso-width-relative:page;mso-height-relative:page;v-text-anchor:top" o:gfxdata="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" filled="f" stroked="f" strokeweight=".5pt">
               <v:textbox inset="0,0,0,0">
                 <w:txbxContent>
                   <w:p>
